--- a/docs/路演演讲稿.docx
+++ b/docs/路演演讲稿.docx
@@ -505,7 +505,7 @@
           <w:rFonts w:ascii="微软雅黑" w:hAnsi="微软雅黑" w:eastAsia="微软雅黑"/>
           <w:sz w:val="21"/>
         </w:rPr>
-        <w:t xml:space="preserve"> ——一键生成多语言产品详情页、营销文案、短视频脚本，支持30+语种，让每个商户都拥有一个24小时在线的翻译+文案团队。</w:t>
+        <w:t xml:space="preserve"> ——一键生成多语言产品详情页、营销文案、短视频脚本，支持8语种，让每个商户都拥有一个24小时在线的翻译+文案团队。</w:t>
       </w:r>
     </w:p>
     <w:p>
@@ -1480,7 +1480,7 @@
                 <w:b/>
                 <w:sz w:val="19"/>
               </w:rPr>
-              <w:t>义乌专享版</w:t>
+              <w:t>义乌商户专享版</w:t>
             </w:r>
             <w:r>
               <w:rPr>
@@ -1512,7 +1512,7 @@
                 <w:b/>
                 <w:sz w:val="19"/>
               </w:rPr>
-              <w:t>1999元/月</w:t>
+              <w:t>199元/月</w:t>
             </w:r>
             <w:r>
               <w:rPr>
@@ -1544,7 +1544,7 @@
                 <w:b/>
                 <w:sz w:val="19"/>
               </w:rPr>
-              <w:t>大商户/贸易公司</w:t>
+              <w:t>义乌国际商贸城商户</w:t>
             </w:r>
             <w:r>
               <w:rPr>
@@ -1576,7 +1576,7 @@
                 <w:b/>
                 <w:sz w:val="19"/>
               </w:rPr>
-              <w:t>全功能+供应链优先匹配+义新欧专享运价+1039绿色通道</w:t>
+              <w:t>高级版全部功能+义乌专属数据+供应链优先匹配+1039合规指导</w:t>
             </w:r>
             <w:r>
               <w:rPr>
@@ -2000,7 +2000,7 @@
           <w:b/>
           <w:sz w:val="21"/>
         </w:rPr>
-        <w:t>OPC模式升级</w:t>
+        <w:t>OPC模式——One Person Company，让一个人成为一家外贸公司</w:t>
       </w:r>
       <w:r>
         <w:rPr>
@@ -2028,14 +2028,14 @@
           <w:b/>
           <w:sz w:val="21"/>
         </w:rPr>
-        <w:t>O（One）</w:t>
+        <w:t>一个义乌小卖家，就是一个团队</w:t>
       </w:r>
       <w:r>
         <w:rPr>
           <w:rFonts w:ascii="微软雅黑" w:hAnsi="微软雅黑" w:eastAsia="微软雅黑"/>
           <w:sz w:val="21"/>
         </w:rPr>
-        <w:t>：第一阶段，聚焦义乌，打透一个市场，验证模型</w:t>
+        <w:t>：市场分析师、选品师、供应链专员、8语种文案、合规顾问、7×24客服、政策顾问——7个岗位，全部AI化。传统外贸团队百万级年人力成本，OPC模式下只需一套AI订阅费</w:t>
       </w:r>
     </w:p>
     <w:p>
@@ -2056,14 +2056,14 @@
           <w:b/>
           <w:sz w:val="21"/>
         </w:rPr>
-        <w:t>P（Platform）</w:t>
+        <w:t>这就是AI时代"超级个体"的义乌样本</w:t>
       </w:r>
       <w:r>
         <w:rPr>
           <w:rFonts w:ascii="微软雅黑" w:hAnsi="微软雅黑" w:eastAsia="微软雅黑"/>
           <w:sz w:val="21"/>
         </w:rPr>
-        <w:t>：第二阶段，开放平台，39城政策复制，城市合伙人扩张</w:t>
+        <w:t>：不是取代人，而是把义乌40年积累的贸易经验，变成每个人都能调用的AI能力</w:t>
       </w:r>
     </w:p>
     <w:p>
@@ -2084,14 +2084,14 @@
           <w:b/>
           <w:sz w:val="21"/>
         </w:rPr>
-        <w:t>C（Chain）</w:t>
+        <w:t>可复制性是天然的</w:t>
       </w:r>
       <w:r>
         <w:rPr>
           <w:rFonts w:ascii="微软雅黑" w:hAnsi="微软雅黑" w:eastAsia="微软雅黑"/>
           <w:sz w:val="21"/>
         </w:rPr>
-        <w:t>：第三阶段，构建全球供应链智能网络，成为中国制造出海的基础设施</w:t>
+        <w:t>：39城210万商户，每个人都可以成为自己的外贸公司；平台从卖工具进化为孵化千万个"一人公司"</w:t>
       </w:r>
     </w:p>
     <w:p>
@@ -2211,7 +2211,7 @@
           <w:rFonts w:ascii="微软雅黑" w:hAnsi="微软雅黑" w:eastAsia="微软雅黑"/>
           <w:sz w:val="21"/>
         </w:rPr>
-        <w:t>预计12个月内实现盈亏平衡。</w:t>
+        <w:t>得益于OPC模式前6个月零人力成本，项目首月即实现正向现金流，自我造血能力极强。</w:t>
       </w:r>
     </w:p>
     <w:p>

--- a/docs/路演演讲稿.docx
+++ b/docs/路演演讲稿.docx
@@ -170,7 +170,7 @@
           <w:rFonts w:ascii="微软雅黑" w:hAnsi="微软雅黑" w:eastAsia="微软雅黑"/>
           <w:sz w:val="21"/>
         </w:rPr>
-        <w:t>但今天我要问一个问题：义乌7.5万商铺，有多少商户真正把生意做到了全球？答案是——不到5%。而全国39个市场采购贸易试点城市的210万商户，同样面临这个问题。</w:t>
+        <w:t>但今天我要问一个问题：义乌7.5万商铺，有多少商户真正把生意做到了全球？答案是——不足15%。而全国39个市场采购贸易试点城市的210万中小微企业，同样面临这个问题。</w:t>
       </w:r>
     </w:p>
     <w:p>
@@ -383,7 +383,7 @@
           <w:b/>
           <w:sz w:val="21"/>
         </w:rPr>
-        <w:t>全国39个市场采购贸易试点城市、210万商户，全部面临同样的困境。</w:t>
+        <w:t>全国39个市场采购贸易试点城市、210万中小微企业，全部面临同样的困境。</w:t>
       </w:r>
       <w:r>
         <w:rPr>
@@ -453,7 +453,22 @@
           <w:rFonts w:ascii="微软雅黑" w:hAnsi="微软雅黑" w:eastAsia="微软雅黑"/>
           <w:sz w:val="21"/>
         </w:rPr>
-        <w:t xml:space="preserve"> ——实时分析全球消费趋势，告诉商户"什么好卖、卖给谁、卖多少钱"。接入义乌指数数据，比任何市研报告都快、都准。</w:t>
+        <w:t xml:space="preserve"> ——分析全球消费趋势，告诉商户"什么好卖、卖给谁、卖多少钱"。已接入义乌指数官方发布值（</w:t>
+      </w:r>
+      <w:r>
+        <w:rPr>
+          <w:rFonts w:ascii="Consolas" w:hAnsi="Consolas"/>
+          <w:color w:val="C7254E"/>
+          <w:sz w:val="18"/>
+        </w:rPr>
+        <w:t>ywindex.com</w:t>
+      </w:r>
+      <w:r>
+        <w:rPr>
+          <w:rFonts w:ascii="微软雅黑" w:hAnsi="微软雅黑" w:eastAsia="微软雅黑"/>
+          <w:sz w:val="21"/>
+        </w:rPr>
+        <w:t>，定期更新、带来源溯源），把专业指数翻译成商户看得懂的市场信号。</w:t>
       </w:r>
     </w:p>
     <w:p>
@@ -472,7 +487,59 @@
           <w:b/>
           <w:sz w:val="21"/>
         </w:rPr>
-        <w:t>Agent 2：合规通关Agent</w:t>
+        <w:t>Agent 2：智能选品Agent</w:t>
+      </w:r>
+      <w:r>
+        <w:rPr>
+          <w:rFonts w:ascii="微软雅黑" w:hAnsi="微软雅黑" w:eastAsia="微软雅黑"/>
+          <w:sz w:val="21"/>
+        </w:rPr>
+        <w:t xml:space="preserve"> ——多维度选品推荐，用"竞争度评分 × 利润空间 × 义乌优势匹配"三重算法，帮商户从义乌 210 万 SKU 里，选出"义乌有货、海外有需"的黄金品类，不再靠感觉赌爆款。</w:t>
+      </w:r>
+    </w:p>
+    <w:p>
+      <w:pPr>
+        <w:spacing w:after="120" w:line="400" w:lineRule="exact"/>
+      </w:pPr>
+      <w:r>
+        <w:rPr>
+          <w:rFonts w:ascii="微软雅黑" w:hAnsi="微软雅黑" w:eastAsia="微软雅黑"/>
+          <w:sz w:val="21"/>
+        </w:rPr>
+      </w:r>
+      <w:r>
+        <w:rPr>
+          <w:rFonts w:ascii="微软雅黑" w:hAnsi="微软雅黑" w:eastAsia="微软雅黑"/>
+          <w:b/>
+          <w:sz w:val="21"/>
+        </w:rPr>
+        <w:t>Agent 3：内容生成Agent</w:t>
+      </w:r>
+      <w:r>
+        <w:rPr>
+          <w:rFonts w:ascii="微软雅黑" w:hAnsi="微软雅黑" w:eastAsia="微软雅黑"/>
+          <w:sz w:val="21"/>
+        </w:rPr>
+        <w:t xml:space="preserve"> ——一键生成多语言产品详情页、营销文案、短视频脚本，支持 8 语种，让每个商户都拥有一个 24 小时在线的翻译 + 文案团队。</w:t>
+      </w:r>
+    </w:p>
+    <w:p>
+      <w:pPr>
+        <w:spacing w:after="120" w:line="400" w:lineRule="exact"/>
+      </w:pPr>
+      <w:r>
+        <w:rPr>
+          <w:rFonts w:ascii="微软雅黑" w:hAnsi="微软雅黑" w:eastAsia="微软雅黑"/>
+          <w:sz w:val="21"/>
+        </w:rPr>
+      </w:r>
+      <w:r>
+        <w:rPr>
+          <w:rFonts w:ascii="微软雅黑" w:hAnsi="微软雅黑" w:eastAsia="微软雅黑"/>
+          <w:b/>
+          <w:sz w:val="21"/>
+        </w:rPr>
+        <w:t>Agent 4：合规查询Agent</w:t>
       </w:r>
       <w:r>
         <w:rPr>
@@ -498,66 +565,14 @@
           <w:b/>
           <w:sz w:val="21"/>
         </w:rPr>
-        <w:t>Agent 3：多语营销Agent</w:t>
+        <w:t>Agent 5：智能客服Agent</w:t>
       </w:r>
       <w:r>
         <w:rPr>
           <w:rFonts w:ascii="微软雅黑" w:hAnsi="微软雅黑" w:eastAsia="微软雅黑"/>
           <w:sz w:val="21"/>
         </w:rPr>
-        <w:t xml:space="preserve"> ——一键生成多语言产品详情页、营销文案、短视频脚本，支持8语种，让每个商户都拥有一个24小时在线的翻译+文案团队。</w:t>
-      </w:r>
-    </w:p>
-    <w:p>
-      <w:pPr>
-        <w:spacing w:after="120" w:line="400" w:lineRule="exact"/>
-      </w:pPr>
-      <w:r>
-        <w:rPr>
-          <w:rFonts w:ascii="微软雅黑" w:hAnsi="微软雅黑" w:eastAsia="微软雅黑"/>
-          <w:sz w:val="21"/>
-        </w:rPr>
-      </w:r>
-      <w:r>
-        <w:rPr>
-          <w:rFonts w:ascii="微软雅黑" w:hAnsi="微软雅黑" w:eastAsia="微软雅黑"/>
-          <w:b/>
-          <w:sz w:val="21"/>
-        </w:rPr>
-        <w:t>Agent 4：渠道分发Agent</w:t>
-      </w:r>
-      <w:r>
-        <w:rPr>
-          <w:rFonts w:ascii="微软雅黑" w:hAnsi="微软雅黑" w:eastAsia="微软雅黑"/>
-          <w:sz w:val="21"/>
-        </w:rPr>
-        <w:t xml:space="preserve"> ——根据产品特性，智能推荐最优平台和分销渠道，自动完成上架、定价、库存同步。</w:t>
-      </w:r>
-    </w:p>
-    <w:p>
-      <w:pPr>
-        <w:spacing w:after="120" w:line="400" w:lineRule="exact"/>
-      </w:pPr>
-      <w:r>
-        <w:rPr>
-          <w:rFonts w:ascii="微软雅黑" w:hAnsi="微软雅黑" w:eastAsia="微软雅黑"/>
-          <w:sz w:val="21"/>
-        </w:rPr>
-      </w:r>
-      <w:r>
-        <w:rPr>
-          <w:rFonts w:ascii="微软雅黑" w:hAnsi="微软雅黑" w:eastAsia="微软雅黑"/>
-          <w:b/>
-          <w:sz w:val="21"/>
-        </w:rPr>
-        <w:t>Agent 5：跨境物流Agent</w:t>
-      </w:r>
-      <w:r>
-        <w:rPr>
-          <w:rFonts w:ascii="微软雅黑" w:hAnsi="微软雅黑" w:eastAsia="微软雅黑"/>
-          <w:sz w:val="21"/>
-        </w:rPr>
-        <w:t xml:space="preserve"> ——整合义新欧班列、海运、空运资源，智能推荐最优物流方案，自动计算关税和清关材料。</w:t>
+        <w:t xml:space="preserve"> ——7×24 小时多语言在线客服，带情绪识别、多轮对话、FAQ 自动应答，让每个商户都拥有一支永不打烊的客服团队，海外买家半夜提问也能秒回。</w:t>
       </w:r>
     </w:p>
     <w:p>
@@ -614,14 +629,14 @@
           <w:b/>
           <w:sz w:val="21"/>
         </w:rPr>
-        <w:t>义乌7.5万商铺的AI直连</w:t>
+        <w:t>基于义乌市场数据集的 AI 智能匹配</w:t>
       </w:r>
       <w:r>
         <w:rPr>
           <w:rFonts w:ascii="微软雅黑" w:hAnsi="微软雅黑" w:eastAsia="微软雅黑"/>
           <w:sz w:val="21"/>
         </w:rPr>
-        <w:t>。全球没有任何一个平台能做到这一点，因为全球只有义乌有7.5万间商铺在一个城里。</w:t>
+        <w:t>（当前为内置演示数据集，规划对接官方商铺数据库）。全球没有任何一个平台能做到这一点，因为全球只有义乌有7.5万间商铺在一个城里。</w:t>
       </w:r>
     </w:p>
     <w:p>
@@ -948,7 +963,7 @@
           <w:rFonts w:ascii="微软雅黑" w:hAnsi="微软雅黑" w:eastAsia="微软雅黑"/>
           <w:sz w:val="21"/>
         </w:rPr>
-        <w:t>：LangGraph负责7个Agent的任务调度和状态流转，每个Agent独立运行、按需协作，就像一个7人专业团队在协同工作。新增的政策复制Agent与合规通关Agent紧密配合，一个负责政策解析和经验迁移，一个负责具体通关执行。</w:t>
+        <w:t>：LangGraph负责7个Agent的任务调度和状态流转，每个Agent独立运行、按需协作，就像一个7人专业团队在协同工作。新增的政策复制Agent与合规查询Agent紧密配合，一个负责政策解析和经验迁移，一个负责具体通关执行。</w:t>
       </w:r>
     </w:p>
     <w:p>
@@ -976,7 +991,22 @@
           <w:rFonts w:ascii="微软雅黑" w:hAnsi="微软雅黑" w:eastAsia="微软雅黑"/>
           <w:sz w:val="21"/>
         </w:rPr>
-        <w:t>：深度对接义乌三大独有数据源——义乌指数（价格趋势）、义新欧班列（物流时效）、1039通关数据（贸易合规），同时接入全国39个试点城市的政策数据库，这是任何竞品都无法复制的。</w:t>
+        <w:t>：义乌指数官方发布值已真实接入（</w:t>
+      </w:r>
+      <w:r>
+        <w:rPr>
+          <w:rFonts w:ascii="Consolas" w:hAnsi="Consolas"/>
+          <w:color w:val="C7254E"/>
+          <w:sz w:val="18"/>
+        </w:rPr>
+        <w:t>ywindex.com</w:t>
+      </w:r>
+      <w:r>
+        <w:rPr>
+          <w:rFonts w:ascii="微软雅黑" w:hAnsi="微软雅黑" w:eastAsia="微软雅黑"/>
+          <w:sz w:val="21"/>
+        </w:rPr>
+        <w:t>，带时间戳与来源溯源）；义新欧班列线路、1039通关规则、39城政策库为结构化内置数据集（演示数据，规划对接官方源）。这套围绕义乌指数、义新欧、1039、39城政策构建的独有数据资产，是任何竞品都无法复制的壁垒。</w:t>
       </w:r>
     </w:p>
     <w:p>
@@ -1378,7 +1408,7 @@
                 <w:rFonts w:ascii="微软雅黑" w:hAnsi="微软雅黑" w:eastAsia="微软雅黑"/>
                 <w:sz w:val="19"/>
               </w:rPr>
-              <w:t>7大Agent基础功能</w:t>
+              <w:t>3个Agent基础功能（选品+内容+客服）</w:t>
             </w:r>
           </w:p>
         </w:tc>
@@ -2091,7 +2121,7 @@
           <w:rFonts w:ascii="微软雅黑" w:hAnsi="微软雅黑" w:eastAsia="微软雅黑"/>
           <w:sz w:val="21"/>
         </w:rPr>
-        <w:t>：39城210万商户，每个人都可以成为自己的外贸公司；平台从卖工具进化为孵化千万个"一人公司"</w:t>
+        <w:t>：39城210万中小微企业，每个人都可以成为自己的外贸公司；平台从卖工具进化为孵化千万个"一人公司"</w:t>
       </w:r>
     </w:p>
     <w:p>
@@ -2297,7 +2327,7 @@
           <w:rFonts w:ascii="微软雅黑" w:hAnsi="微软雅黑" w:eastAsia="微软雅黑"/>
           <w:sz w:val="21"/>
         </w:rPr>
-        <w:t>今天，AI给了我们一个机会，让义乌经验不再只属于义乌，让7.5万商铺的出海智慧，通过7个AI Agent，复制到全国39个城市、210万商户。只需要说一句"我要出海"，7个AI Agent就会为他铺平道路。</w:t>
+        <w:t>今天，AI给了我们一个机会，让义乌经验不再只属于义乌，让7.5万商铺的出海智慧，通过7个AI Agent，复制到全国39个城市、210万中小微企业。只需要说一句"我要出海"，7个AI Agent就会为他铺平道路。</w:t>
       </w:r>
     </w:p>
     <w:p>

--- a/docs/路演演讲稿.docx
+++ b/docs/路演演讲稿.docx
@@ -95,6 +95,617 @@
     <w:p>
       <w:r>
         <w:br w:type="page"/>
+      </w:r>
+    </w:p>
+    <w:p>
+      <w:pPr>
+        <w:pStyle w:val="Heading2"/>
+      </w:pPr>
+      <w:r>
+        <w:rPr>
+          <w:rFonts w:ascii="黑体" w:hAnsi="黑体" w:eastAsia="黑体"/>
+          <w:color w:val="333333"/>
+          <w:sz w:val="30"/>
+        </w:rPr>
+        <w:t>A. 5分钟精简版（约1300字，脱稿流畅）</w:t>
+      </w:r>
+    </w:p>
+    <w:p>
+      <w:pPr>
+        <w:pStyle w:val="Heading3"/>
+      </w:pPr>
+      <w:r>
+        <w:rPr>
+          <w:rFonts w:ascii="黑体" w:hAnsi="黑体" w:eastAsia="黑体"/>
+          <w:color w:val="444444"/>
+          <w:sz w:val="26"/>
+        </w:rPr>
+        <w:t>【0:00-0:45】AI 现场演示开场（45秒·眼见为实）</w:t>
+      </w:r>
+    </w:p>
+    <w:p>
+      <w:pPr>
+        <w:spacing w:after="120" w:line="400" w:lineRule="exact"/>
+      </w:pPr>
+      <w:r>
+        <w:rPr>
+          <w:rFonts w:ascii="微软雅黑" w:hAnsi="微软雅黑" w:eastAsia="微软雅黑"/>
+          <w:sz w:val="21"/>
+        </w:rPr>
+        <w:t>各位评委，我是冯亦根。开始之前，请允许我先不说话，</w:t>
+      </w:r>
+      <w:r>
+        <w:rPr>
+          <w:rFonts w:ascii="微软雅黑" w:hAnsi="微软雅黑" w:eastAsia="微软雅黑"/>
+          <w:b/>
+          <w:sz w:val="21"/>
+        </w:rPr>
+        <w:t>直接让 AI 干活</w:t>
+      </w:r>
+      <w:r>
+        <w:rPr>
+          <w:rFonts w:ascii="微软雅黑" w:hAnsi="微软雅黑" w:eastAsia="微软雅黑"/>
+          <w:sz w:val="21"/>
+        </w:rPr>
+        <w:t>——</w:t>
+      </w:r>
+    </w:p>
+    <w:p>
+      <w:pPr>
+        <w:spacing w:after="120" w:line="400" w:lineRule="exact"/>
+      </w:pPr>
+      <w:r>
+        <w:rPr>
+          <w:rFonts w:ascii="微软雅黑" w:hAnsi="微软雅黑" w:eastAsia="微软雅黑"/>
+          <w:sz w:val="21"/>
+        </w:rPr>
+      </w:r>
+      <w:r>
+        <w:rPr>
+          <w:rFonts w:ascii="微软雅黑" w:hAnsi="微软雅黑" w:eastAsia="微软雅黑"/>
+          <w:b/>
+          <w:sz w:val="21"/>
+        </w:rPr>
+        <w:t>【现场演示】</w:t>
+      </w:r>
+      <w:r>
+        <w:rPr>
+          <w:rFonts w:ascii="微软雅黑" w:hAnsi="微软雅黑" w:eastAsia="微软雅黑"/>
+          <w:sz w:val="21"/>
+        </w:rPr>
+        <w:t xml:space="preserve"> 我打开 OPC 平台，点一下"市场洞察 Agent"：屏幕上返回的是</w:t>
+      </w:r>
+      <w:r>
+        <w:rPr>
+          <w:rFonts w:ascii="微软雅黑" w:hAnsi="微软雅黑" w:eastAsia="微软雅黑"/>
+          <w:b/>
+          <w:sz w:val="21"/>
+        </w:rPr>
+        <w:t>真实接入的义乌指数官方发布值和实时汇率</w:t>
+      </w:r>
+      <w:r>
+        <w:rPr>
+          <w:rFonts w:ascii="微软雅黑" w:hAnsi="微软雅黑" w:eastAsia="微软雅黑"/>
+          <w:sz w:val="21"/>
+        </w:rPr>
+        <w:t>，右下角带数据来源链接和抓取时间戳。评委可以现场点"刷新"，看它</w:t>
+      </w:r>
+      <w:r>
+        <w:rPr>
+          <w:rFonts w:ascii="微软雅黑" w:hAnsi="微软雅黑" w:eastAsia="微软雅黑"/>
+          <w:b/>
+          <w:sz w:val="21"/>
+        </w:rPr>
+        <w:t>实时请求 `ywindex.com` 返回的真实响应</w:t>
+      </w:r>
+      <w:r>
+        <w:rPr>
+          <w:rFonts w:ascii="微软雅黑" w:hAnsi="微软雅黑" w:eastAsia="微软雅黑"/>
+          <w:sz w:val="21"/>
+        </w:rPr>
+        <w:t>——这不是截图，不是录播，是活的。（若现场网络受限，切换到已部署的魔搭线上环境演示。）</w:t>
+      </w:r>
+    </w:p>
+    <w:p>
+      <w:pPr>
+        <w:spacing w:after="120" w:line="400" w:lineRule="exact"/>
+      </w:pPr>
+      <w:r>
+        <w:rPr>
+          <w:rFonts w:ascii="微软雅黑" w:hAnsi="微软雅黑" w:eastAsia="微软雅黑"/>
+          <w:sz w:val="21"/>
+        </w:rPr>
+        <w:t>我再用大白话对它说一句"我想做中东的玩具生意"，7 个 AI Agent 就协同跑起来：选品、合规、8 语种文案、供应链匹配、物流方案，几十秒内一次性给到我。</w:t>
+      </w:r>
+      <w:r>
+        <w:rPr>
+          <w:rFonts w:ascii="微软雅黑" w:hAnsi="微软雅黑" w:eastAsia="微软雅黑"/>
+          <w:b/>
+          <w:sz w:val="21"/>
+        </w:rPr>
+        <w:t>这就是 OPC——一个人 + 7 个 AI 数字员工 = 一家完整的外贸公司。</w:t>
+      </w:r>
+      <w:r>
+        <w:rPr>
+          <w:rFonts w:ascii="微软雅黑" w:hAnsi="微软雅黑" w:eastAsia="微软雅黑"/>
+          <w:sz w:val="21"/>
+        </w:rPr>
+        <w:t xml:space="preserve"> 接下来的 4 分钟，我讲清楚它解决了什么、凭什么能赢、能长多大。</w:t>
+      </w:r>
+    </w:p>
+    <w:p>
+      <w:pPr>
+        <w:pStyle w:val="Heading3"/>
+      </w:pPr>
+      <w:r>
+        <w:rPr>
+          <w:rFonts w:ascii="黑体" w:hAnsi="黑体" w:eastAsia="黑体"/>
+          <w:color w:val="444444"/>
+          <w:sz w:val="26"/>
+        </w:rPr>
+        <w:t>【0:45-1:15】痛点（30秒）</w:t>
+      </w:r>
+    </w:p>
+    <w:p>
+      <w:pPr>
+        <w:spacing w:after="120" w:line="400" w:lineRule="exact"/>
+      </w:pPr>
+      <w:r>
+        <w:rPr>
+          <w:rFonts w:ascii="微软雅黑" w:hAnsi="微软雅黑" w:eastAsia="微软雅黑"/>
+          <w:sz w:val="21"/>
+        </w:rPr>
+        <w:t>义乌，一座县级市，2025 年进出口 8365 亿元，超过全国 12 个省份。但义乌 7.5 万商铺里，真正把生意做到全球的，</w:t>
+      </w:r>
+      <w:r>
+        <w:rPr>
+          <w:rFonts w:ascii="微软雅黑" w:hAnsi="微软雅黑" w:eastAsia="微软雅黑"/>
+          <w:b/>
+          <w:sz w:val="21"/>
+        </w:rPr>
+        <w:t>不足 15%</w:t>
+      </w:r>
+      <w:r>
+        <w:rPr>
+          <w:rFonts w:ascii="微软雅黑" w:hAnsi="微软雅黑" w:eastAsia="微软雅黑"/>
+          <w:sz w:val="21"/>
+        </w:rPr>
+        <w:t>。为什么？因为一个小卖家要出海，得同时是市场分析师、选品师、8 语种文案、合规顾问、客服、供应链专员、政策专家——</w:t>
+      </w:r>
+      <w:r>
+        <w:rPr>
+          <w:rFonts w:ascii="微软雅黑" w:hAnsi="微软雅黑" w:eastAsia="微软雅黑"/>
+          <w:b/>
+          <w:sz w:val="21"/>
+        </w:rPr>
+        <w:t>一个人干不了一家外贸公司的活</w:t>
+      </w:r>
+      <w:r>
+        <w:rPr>
+          <w:rFonts w:ascii="微软雅黑" w:hAnsi="微软雅黑" w:eastAsia="微软雅黑"/>
+          <w:sz w:val="21"/>
+        </w:rPr>
+        <w:t>。全国 39 个市场采购贸易试点城市、210 万中小微企业，全卡在这里。</w:t>
+      </w:r>
+    </w:p>
+    <w:p>
+      <w:pPr>
+        <w:pStyle w:val="Heading3"/>
+      </w:pPr>
+      <w:r>
+        <w:rPr>
+          <w:rFonts w:ascii="黑体" w:hAnsi="黑体" w:eastAsia="黑体"/>
+          <w:color w:val="444444"/>
+          <w:sz w:val="26"/>
+        </w:rPr>
+        <w:t>【1:15-2:45】解决方案：7 大 AI Agent + AI 原生技术底座（1.5分钟）</w:t>
+      </w:r>
+    </w:p>
+    <w:p>
+      <w:pPr>
+        <w:spacing w:after="120" w:line="400" w:lineRule="exact"/>
+      </w:pPr>
+      <w:r>
+        <w:rPr>
+          <w:rFonts w:ascii="微软雅黑" w:hAnsi="微软雅黑" w:eastAsia="微软雅黑"/>
+          <w:sz w:val="21"/>
+        </w:rPr>
+        <w:t>OPC 用 7 大 AI Agent 全链路覆盖出海流程：市场洞察告诉商户"什么好卖、卖多少钱"；智能选品从义乌 210 万 SKU 里选出"义乌有货、海外有需"的黄金品类；内容生成一键出 8 语种详情页与短视频脚本；合规查询把三个月的认证周期压到三天；智能客服 7×24 小时多语言应答；</w:t>
+      </w:r>
+      <w:r>
+        <w:rPr>
+          <w:rFonts w:ascii="微软雅黑" w:hAnsi="微软雅黑" w:eastAsia="微软雅黑"/>
+          <w:b/>
+          <w:sz w:val="21"/>
+        </w:rPr>
+        <w:t>供应链匹配 Agent 是义乌独有的杀手锏</w:t>
+      </w:r>
+      <w:r>
+        <w:rPr>
+          <w:rFonts w:ascii="微软雅黑" w:hAnsi="微软雅黑" w:eastAsia="微软雅黑"/>
+          <w:sz w:val="21"/>
+        </w:rPr>
+        <w:t>——海外买家发来需求，3 秒在 7.5 万商铺里匹配到 3 家供应商，对接 1039 模式报关、义新欧班列发货；政策复制 Agent 则把义乌经验自动适配到全国 39 城。</w:t>
+      </w:r>
+    </w:p>
+    <w:p>
+      <w:pPr>
+        <w:spacing w:after="120" w:line="400" w:lineRule="exact"/>
+      </w:pPr>
+      <w:r>
+        <w:rPr>
+          <w:rFonts w:ascii="微软雅黑" w:hAnsi="微软雅黑" w:eastAsia="微软雅黑"/>
+          <w:sz w:val="21"/>
+        </w:rPr>
+      </w:r>
+      <w:r>
+        <w:rPr>
+          <w:rFonts w:ascii="微软雅黑" w:hAnsi="微软雅黑" w:eastAsia="微软雅黑"/>
+          <w:b/>
+          <w:sz w:val="21"/>
+        </w:rPr>
+        <w:t>为什么这是"AI 原生"而不是套壳？</w:t>
+      </w:r>
+      <w:r>
+        <w:rPr>
+          <w:rFonts w:ascii="微软雅黑" w:hAnsi="微软雅黑" w:eastAsia="微软雅黑"/>
+          <w:sz w:val="21"/>
+        </w:rPr>
+        <w:t xml:space="preserve"> 技术上，OPC 基于</w:t>
+      </w:r>
+      <w:r>
+        <w:rPr>
+          <w:rFonts w:ascii="微软雅黑" w:hAnsi="微软雅黑" w:eastAsia="微软雅黑"/>
+          <w:b/>
+          <w:sz w:val="21"/>
+        </w:rPr>
+        <w:t>真正的 LangGraph 多 Agent 协作框架</w:t>
+      </w:r>
+      <w:r>
+        <w:rPr>
+          <w:rFonts w:ascii="微软雅黑" w:hAnsi="微软雅黑" w:eastAsia="微软雅黑"/>
+          <w:sz w:val="21"/>
+        </w:rPr>
+        <w:t xml:space="preserve">——7 个 Agent 不是顺序调用，而是用状态图 + 条件边像团队一样协同；每个 Agent 都是"确定性骨架 + 大模型推理"的 </w:t>
+      </w:r>
+      <w:r>
+        <w:rPr>
+          <w:rFonts w:ascii="微软雅黑" w:hAnsi="微软雅黑" w:eastAsia="微软雅黑"/>
+          <w:b/>
+          <w:sz w:val="21"/>
+        </w:rPr>
+        <w:t>LLM 增强型</w:t>
+      </w:r>
+      <w:r>
+        <w:rPr>
+          <w:rFonts w:ascii="微软雅黑" w:hAnsi="微软雅黑" w:eastAsia="微软雅黑"/>
+          <w:sz w:val="21"/>
+        </w:rPr>
+        <w:t xml:space="preserve">，没有 API key 时也能优雅降级不崩。工程上 </w:t>
+      </w:r>
+      <w:r>
+        <w:rPr>
+          <w:rFonts w:ascii="微软雅黑" w:hAnsi="微软雅黑" w:eastAsia="微软雅黑"/>
+          <w:b/>
+          <w:sz w:val="21"/>
+        </w:rPr>
+        <w:t>CI 四道门禁全绿、196 个测试、已上线魔搭</w:t>
+      </w:r>
+      <w:r>
+        <w:rPr>
+          <w:rFonts w:ascii="微软雅黑" w:hAnsi="微软雅黑" w:eastAsia="微软雅黑"/>
+          <w:sz w:val="21"/>
+        </w:rPr>
+        <w:t>可访问。这是能经得起技术界评委现场追问的真 AI。</w:t>
+      </w:r>
+    </w:p>
+    <w:p>
+      <w:pPr>
+        <w:pStyle w:val="Heading3"/>
+      </w:pPr>
+      <w:r>
+        <w:rPr>
+          <w:rFonts w:ascii="黑体" w:hAnsi="黑体" w:eastAsia="黑体"/>
+          <w:color w:val="444444"/>
+          <w:sz w:val="26"/>
+        </w:rPr>
+        <w:t>【2:45-4:30】商业价值（1.75分钟）</w:t>
+      </w:r>
+    </w:p>
+    <w:p>
+      <w:pPr>
+        <w:spacing w:after="120" w:line="400" w:lineRule="exact"/>
+      </w:pPr>
+      <w:r>
+        <w:rPr>
+          <w:rFonts w:ascii="微软雅黑" w:hAnsi="微软雅黑" w:eastAsia="微软雅黑"/>
+          <w:sz w:val="21"/>
+        </w:rPr>
+        <w:t>商业模式是三层收入：</w:t>
+      </w:r>
+      <w:r>
+        <w:rPr>
+          <w:rFonts w:ascii="微软雅黑" w:hAnsi="微软雅黑" w:eastAsia="微软雅黑"/>
+          <w:b/>
+          <w:sz w:val="21"/>
+        </w:rPr>
+        <w:t>SaaS 订阅</w:t>
+      </w:r>
+      <w:r>
+        <w:rPr>
+          <w:rFonts w:ascii="微软雅黑" w:hAnsi="微软雅黑" w:eastAsia="微软雅黑"/>
+          <w:sz w:val="21"/>
+        </w:rPr>
+        <w:t xml:space="preserve">（义乌商户专享版 199 元/月，基础版 299、高级版 999、企业版 5 万起）+ </w:t>
+      </w:r>
+      <w:r>
+        <w:rPr>
+          <w:rFonts w:ascii="微软雅黑" w:hAnsi="微软雅黑" w:eastAsia="微软雅黑"/>
+          <w:b/>
+          <w:sz w:val="21"/>
+        </w:rPr>
+        <w:t>政府采购</w:t>
+      </w:r>
+      <w:r>
+        <w:rPr>
+          <w:rFonts w:ascii="微软雅黑" w:hAnsi="微软雅黑" w:eastAsia="微软雅黑"/>
+          <w:sz w:val="21"/>
+        </w:rPr>
+        <w:t xml:space="preserve">（39 城政策复制，单城 50 万/年）+ </w:t>
+      </w:r>
+      <w:r>
+        <w:rPr>
+          <w:rFonts w:ascii="微软雅黑" w:hAnsi="微软雅黑" w:eastAsia="微软雅黑"/>
+          <w:b/>
+          <w:sz w:val="21"/>
+        </w:rPr>
+        <w:t>城市合伙人分润</w:t>
+      </w:r>
+      <w:r>
+        <w:rPr>
+          <w:rFonts w:ascii="微软雅黑" w:hAnsi="微软雅黑" w:eastAsia="微软雅黑"/>
+          <w:sz w:val="21"/>
+        </w:rPr>
+        <w:t>。</w:t>
+      </w:r>
+    </w:p>
+    <w:p>
+      <w:pPr>
+        <w:spacing w:after="120" w:line="400" w:lineRule="exact"/>
+      </w:pPr>
+      <w:r>
+        <w:rPr>
+          <w:rFonts w:ascii="微软雅黑" w:hAnsi="微软雅黑" w:eastAsia="微软雅黑"/>
+          <w:sz w:val="21"/>
+        </w:rPr>
+        <w:t>单位经济模型很健康：</w:t>
+      </w:r>
+      <w:r>
+        <w:rPr>
+          <w:rFonts w:ascii="微软雅黑" w:hAnsi="微软雅黑" w:eastAsia="微软雅黑"/>
+          <w:b/>
+          <w:sz w:val="21"/>
+        </w:rPr>
+        <w:t>基准 LTV/CAC 约 24:1</w:t>
+      </w:r>
+      <w:r>
+        <w:rPr>
+          <w:rFonts w:ascii="微软雅黑" w:hAnsi="微软雅黑" w:eastAsia="微软雅黑"/>
+          <w:sz w:val="21"/>
+        </w:rPr>
+        <w:t>，远超 SaaS 行业 3:1 的健康线（保守下限 19、乐观上限 54）；</w:t>
+      </w:r>
+      <w:r>
+        <w:rPr>
+          <w:rFonts w:ascii="微软雅黑" w:hAnsi="微软雅黑" w:eastAsia="微软雅黑"/>
+          <w:b/>
+          <w:sz w:val="21"/>
+        </w:rPr>
+        <w:t>净利率分阶段 60%-72%</w:t>
+      </w:r>
+      <w:r>
+        <w:rPr>
+          <w:rFonts w:ascii="微软雅黑" w:hAnsi="微软雅黑" w:eastAsia="微软雅黑"/>
+          <w:sz w:val="21"/>
+        </w:rPr>
+        <w:t>，得益于 OPC 前 6 个月零人力成本。</w:t>
+      </w:r>
+      <w:r>
+        <w:rPr>
+          <w:rFonts w:ascii="微软雅黑" w:hAnsi="微软雅黑" w:eastAsia="微软雅黑"/>
+          <w:b/>
+          <w:sz w:val="21"/>
+        </w:rPr>
+        <w:t>12 个月营收预测 697 万元</w:t>
+      </w:r>
+      <w:r>
+        <w:rPr>
+          <w:rFonts w:ascii="微软雅黑" w:hAnsi="微软雅黑" w:eastAsia="微软雅黑"/>
+          <w:sz w:val="21"/>
+        </w:rPr>
+        <w:t>——我要诚实说明：这是基于订阅模型的</w:t>
+      </w:r>
+      <w:r>
+        <w:rPr>
+          <w:rFonts w:ascii="微软雅黑" w:hAnsi="微软雅黑" w:eastAsia="微软雅黑"/>
+          <w:b/>
+          <w:sz w:val="21"/>
+        </w:rPr>
+        <w:t>预测</w:t>
+      </w:r>
+      <w:r>
+        <w:rPr>
+          <w:rFonts w:ascii="微软雅黑" w:hAnsi="微软雅黑" w:eastAsia="微软雅黑"/>
+          <w:sz w:val="21"/>
+        </w:rPr>
+        <w:t xml:space="preserve">，项目当前处于 </w:t>
+      </w:r>
+      <w:r>
+        <w:rPr>
+          <w:rFonts w:ascii="微软雅黑" w:hAnsi="微软雅黑" w:eastAsia="微软雅黑"/>
+          <w:b/>
+          <w:sz w:val="21"/>
+        </w:rPr>
+        <w:t>0→1 验证阶段</w:t>
+      </w:r>
+      <w:r>
+        <w:rPr>
+          <w:rFonts w:ascii="微软雅黑" w:hAnsi="微软雅黑" w:eastAsia="微软雅黑"/>
+          <w:sz w:val="21"/>
+        </w:rPr>
+        <w:t xml:space="preserve">，产品已经能跑、能演示、能落地，正在推进义乌种子商户试用。本次寻求 </w:t>
+      </w:r>
+      <w:r>
+        <w:rPr>
+          <w:rFonts w:ascii="微软雅黑" w:hAnsi="微软雅黑" w:eastAsia="微软雅黑"/>
+          <w:b/>
+          <w:sz w:val="21"/>
+        </w:rPr>
+        <w:t>100 万元种子轮</w:t>
+      </w:r>
+      <w:r>
+        <w:rPr>
+          <w:rFonts w:ascii="微软雅黑" w:hAnsi="微软雅黑" w:eastAsia="微软雅黑"/>
+          <w:sz w:val="21"/>
+        </w:rPr>
+        <w:t>，40% 技术研发、30% 市场拓展、20% 团队建设、10% 运营储备；如有超支风险，</w:t>
+      </w:r>
+      <w:r>
+        <w:rPr>
+          <w:rFonts w:ascii="微软雅黑" w:hAnsi="微软雅黑" w:eastAsia="微软雅黑"/>
+          <w:b/>
+          <w:sz w:val="21"/>
+        </w:rPr>
+        <w:t>优先保障研发投入</w:t>
+      </w:r>
+      <w:r>
+        <w:rPr>
+          <w:rFonts w:ascii="微软雅黑" w:hAnsi="微软雅黑" w:eastAsia="微软雅黑"/>
+          <w:sz w:val="21"/>
+        </w:rPr>
+        <w:t>。</w:t>
+      </w:r>
+    </w:p>
+    <w:p>
+      <w:pPr>
+        <w:spacing w:after="120" w:line="400" w:lineRule="exact"/>
+      </w:pPr>
+      <w:r>
+        <w:rPr>
+          <w:rFonts w:ascii="微软雅黑" w:hAnsi="微软雅黑" w:eastAsia="微软雅黑"/>
+          <w:sz w:val="21"/>
+        </w:rPr>
+        <w:t>三大壁垒竞品无法复制：一是</w:t>
+      </w:r>
+      <w:r>
+        <w:rPr>
+          <w:rFonts w:ascii="微软雅黑" w:hAnsi="微软雅黑" w:eastAsia="微软雅黑"/>
+          <w:b/>
+          <w:sz w:val="21"/>
+        </w:rPr>
+        <w:t>义乌经验的国家级壁垒</w:t>
+      </w:r>
+      <w:r>
+        <w:rPr>
+          <w:rFonts w:ascii="微软雅黑" w:hAnsi="微软雅黑" w:eastAsia="微软雅黑"/>
+          <w:sz w:val="21"/>
+        </w:rPr>
+        <w:t>——总书记批示"把义乌发展经验总结好、运用好"，这是国家战略级的原创命题；二是</w:t>
+      </w:r>
+      <w:r>
+        <w:rPr>
+          <w:rFonts w:ascii="微软雅黑" w:hAnsi="微软雅黑" w:eastAsia="微软雅黑"/>
+          <w:b/>
+          <w:sz w:val="21"/>
+        </w:rPr>
+        <w:t>39 城复制的网络效应</w:t>
+      </w:r>
+      <w:r>
+        <w:rPr>
+          <w:rFonts w:ascii="微软雅黑" w:hAnsi="微软雅黑" w:eastAsia="微软雅黑"/>
+          <w:sz w:val="21"/>
+        </w:rPr>
+        <w:t>；三是</w:t>
+      </w:r>
+      <w:r>
+        <w:rPr>
+          <w:rFonts w:ascii="微软雅黑" w:hAnsi="微软雅黑" w:eastAsia="微软雅黑"/>
+          <w:b/>
+          <w:sz w:val="21"/>
+        </w:rPr>
+        <w:t>义乌指数、义新欧班列、1039 模式</w:t>
+      </w:r>
+      <w:r>
+        <w:rPr>
+          <w:rFonts w:ascii="微软雅黑" w:hAnsi="微软雅黑" w:eastAsia="微软雅黑"/>
+          <w:sz w:val="21"/>
+        </w:rPr>
+        <w:t>三大独有资源。</w:t>
+      </w:r>
+    </w:p>
+    <w:p>
+      <w:pPr>
+        <w:pStyle w:val="Heading3"/>
+      </w:pPr>
+      <w:r>
+        <w:rPr>
+          <w:rFonts w:ascii="黑体" w:hAnsi="黑体" w:eastAsia="黑体"/>
+          <w:color w:val="444444"/>
+          <w:sz w:val="26"/>
+        </w:rPr>
+        <w:t>【4:30-5:00】结尾（30秒）</w:t>
+      </w:r>
+    </w:p>
+    <w:p>
+      <w:pPr>
+        <w:spacing w:after="120" w:line="400" w:lineRule="exact"/>
+      </w:pPr>
+      <w:r>
+        <w:rPr>
+          <w:rFonts w:ascii="微软雅黑" w:hAnsi="微软雅黑" w:eastAsia="微软雅黑"/>
+          <w:sz w:val="21"/>
+        </w:rPr>
+        <w:t>从鸡毛换糖到 AI 出海，义乌精神从未改变，变的只是工具。我们要做的，是让义乌 7.5 万商铺的出海智慧，通过 7 个 AI 数字员工，复制到全国 39 城、210 万中小微企业。</w:t>
+      </w:r>
+      <w:r>
+        <w:rPr>
+          <w:rFonts w:ascii="微软雅黑" w:hAnsi="微软雅黑" w:eastAsia="微软雅黑"/>
+          <w:b/>
+          <w:sz w:val="21"/>
+        </w:rPr>
+        <w:t>义乌小商品，照亮全球——OPC，让每一盏灯都亮起来。</w:t>
+      </w:r>
+      <w:r>
+        <w:rPr>
+          <w:rFonts w:ascii="微软雅黑" w:hAnsi="微软雅黑" w:eastAsia="微软雅黑"/>
+          <w:sz w:val="21"/>
+        </w:rPr>
+        <w:t xml:space="preserve"> 谢谢大家！</w:t>
+      </w:r>
+    </w:p>
+    <w:p>
+      <w:pPr>
+        <w:jc w:val="center"/>
+      </w:pPr>
+      <w:r>
+        <w:rPr>
+          <w:color w:val="CCCCCC"/>
+          <w:sz w:val="16"/>
+        </w:rPr>
+        <w:t>──────────────────────────────────────────────────</w:t>
+      </w:r>
+    </w:p>
+    <w:p>
+      <w:pPr>
+        <w:pStyle w:val="Heading2"/>
+      </w:pPr>
+      <w:r>
+        <w:rPr>
+          <w:rFonts w:ascii="黑体" w:hAnsi="黑体" w:eastAsia="黑体"/>
+          <w:color w:val="333333"/>
+          <w:sz w:val="30"/>
+        </w:rPr>
+        <w:t>B. 10分钟完整版（约2600字）</w:t>
       </w:r>
     </w:p>
     <w:p>

--- a/docs/路演演讲稿.docx
+++ b/docs/路演演讲稿.docx
@@ -2978,6 +2978,476 @@
         <w:t>谢谢大家！</w:t>
       </w:r>
     </w:p>
+    <w:p>
+      <w:pPr>
+        <w:jc w:val="center"/>
+      </w:pPr>
+      <w:r>
+        <w:rPr>
+          <w:color w:val="CCCCCC"/>
+          <w:sz w:val="16"/>
+        </w:rPr>
+        <w:t>──────────────────────────────────────────────────</w:t>
+      </w:r>
+    </w:p>
+    <w:p>
+      <w:pPr>
+        <w:pStyle w:val="Heading2"/>
+      </w:pPr>
+      <w:r>
+        <w:rPr>
+          <w:rFonts w:ascii="黑体" w:hAnsi="黑体" w:eastAsia="黑体"/>
+          <w:color w:val="333333"/>
+          <w:sz w:val="30"/>
+        </w:rPr>
+        <w:t>📌 备注：官方背书的使用分寸（非口播正文，创始人内部参考）</w:t>
+      </w:r>
+    </w:p>
+    <w:p>
+      <w:pPr>
+        <w:spacing w:after="80" w:line="360" w:lineRule="exact"/>
+        <w:ind w:left="567"/>
+        <w:pBdr>
+          <w:left w:val="single" w:sz="12" w:space="4" w:color="D4272C"/>
+        </w:pBdr>
+      </w:pPr>
+      <w:r>
+        <w:rPr>
+          <w:rFonts w:ascii="微软雅黑" w:hAnsi="微软雅黑" w:eastAsia="微软雅黑"/>
+          <w:color w:val="555555"/>
+          <w:sz w:val="20"/>
+        </w:rPr>
+        <w:t>本项目有两项真实的官方背书，但</w:t>
+      </w:r>
+      <w:r>
+        <w:rPr>
+          <w:rFonts w:ascii="微软雅黑" w:hAnsi="微软雅黑" w:eastAsia="微软雅黑"/>
+          <w:b/>
+          <w:color w:val="555555"/>
+          <w:sz w:val="20"/>
+        </w:rPr>
+        <w:t>均不作为路演现场主动 name-drop 的卖点</w:t>
+      </w:r>
+      <w:r>
+        <w:rPr>
+          <w:rFonts w:ascii="微软雅黑" w:hAnsi="微软雅黑" w:eastAsia="微软雅黑"/>
+          <w:color w:val="555555"/>
+          <w:sz w:val="20"/>
+        </w:rPr>
+        <w:t>，原因与正确用法如下（表述以《核心数字基准表》第 6 节为准，被问再答详见《答辩QA手册》Q24）：</w:t>
+      </w:r>
+    </w:p>
+    <w:tbl>
+      <w:tblPr>
+        <w:tblW w:type="auto" w:w="0"/>
+        <w:jc w:val="center"/>
+        <w:tblLayout w:type="autofit"/>
+        <w:tblLook w:firstColumn="1" w:firstRow="1" w:lastColumn="0" w:lastRow="0" w:noHBand="0" w:noVBand="1" w:val="04A0"/>
+        <w:tblBorders>
+          <w:top w:val="single" w:sz="4" w:space="0" w:color="999999"/>
+          <w:left w:val="single" w:sz="4" w:space="0" w:color="999999"/>
+          <w:bottom w:val="single" w:sz="4" w:space="0" w:color="999999"/>
+          <w:right w:val="single" w:sz="4" w:space="0" w:color="999999"/>
+          <w:insideH w:val="single" w:sz="4" w:space="0" w:color="999999"/>
+          <w:insideV w:val="single" w:sz="4" w:space="0" w:color="999999"/>
+        </w:tblBorders>
+      </w:tblPr>
+      <w:tblGrid>
+        <w:gridCol w:w="2266"/>
+        <w:gridCol w:w="2266"/>
+        <w:gridCol w:w="2266"/>
+        <w:gridCol w:w="2266"/>
+      </w:tblGrid>
+      <w:tr>
+        <w:tc>
+          <w:tcPr>
+            <w:tcW w:type="dxa" w:w="2266"/>
+            <w:shd w:fill="D4272C"/>
+          </w:tcPr>
+          <w:p>
+            <w:pPr>
+              <w:jc w:val="center"/>
+            </w:pPr>
+            <w:r/>
+            <w:r>
+              <w:rPr>
+                <w:rFonts w:ascii="微软雅黑" w:hAnsi="微软雅黑" w:eastAsia="微软雅黑"/>
+                <w:b/>
+                <w:color w:val="FFFFFF"/>
+                <w:sz w:val="20"/>
+              </w:rPr>
+              <w:t>背书</w:t>
+            </w:r>
+          </w:p>
+        </w:tc>
+        <w:tc>
+          <w:tcPr>
+            <w:tcW w:type="dxa" w:w="2266"/>
+            <w:shd w:fill="D4272C"/>
+          </w:tcPr>
+          <w:p>
+            <w:pPr>
+              <w:jc w:val="center"/>
+            </w:pPr>
+            <w:r/>
+            <w:r>
+              <w:rPr>
+                <w:rFonts w:ascii="微软雅黑" w:hAnsi="微软雅黑" w:eastAsia="微软雅黑"/>
+                <w:b/>
+                <w:color w:val="FFFFFF"/>
+                <w:sz w:val="20"/>
+              </w:rPr>
+              <w:t>事实形态</w:t>
+            </w:r>
+          </w:p>
+        </w:tc>
+        <w:tc>
+          <w:tcPr>
+            <w:tcW w:type="dxa" w:w="2266"/>
+            <w:shd w:fill="D4272C"/>
+          </w:tcPr>
+          <w:p>
+            <w:pPr>
+              <w:jc w:val="center"/>
+            </w:pPr>
+            <w:r/>
+            <w:r>
+              <w:rPr>
+                <w:rFonts w:ascii="微软雅黑" w:hAnsi="微软雅黑" w:eastAsia="微软雅黑"/>
+                <w:b/>
+                <w:color w:val="FFFFFF"/>
+                <w:sz w:val="20"/>
+              </w:rPr>
+              <w:t>正确用法</w:t>
+            </w:r>
+          </w:p>
+        </w:tc>
+        <w:tc>
+          <w:tcPr>
+            <w:tcW w:type="dxa" w:w="2266"/>
+            <w:shd w:fill="D4272C"/>
+          </w:tcPr>
+          <w:p>
+            <w:pPr>
+              <w:jc w:val="center"/>
+            </w:pPr>
+            <w:r/>
+            <w:r>
+              <w:rPr>
+                <w:rFonts w:ascii="微软雅黑" w:hAnsi="微软雅黑" w:eastAsia="微软雅黑"/>
+                <w:b/>
+                <w:color w:val="FFFFFF"/>
+                <w:sz w:val="20"/>
+              </w:rPr>
+              <w:t>为何不在路演现场主动讲</w:t>
+            </w:r>
+          </w:p>
+        </w:tc>
+      </w:tr>
+      <w:tr>
+        <w:tc>
+          <w:tcPr>
+            <w:tcW w:type="dxa" w:w="2266"/>
+          </w:tcPr>
+          <w:p>
+            <w:pPr>
+              <w:jc w:val="left"/>
+            </w:pPr>
+            <w:r/>
+            <w:r>
+              <w:rPr>
+                <w:rFonts w:ascii="微软雅黑" w:hAnsi="微软雅黑" w:eastAsia="微软雅黑"/>
+                <w:sz w:val="19"/>
+              </w:rPr>
+            </w:r>
+            <w:r>
+              <w:rPr>
+                <w:rFonts w:ascii="微软雅黑" w:hAnsi="微软雅黑" w:eastAsia="微软雅黑"/>
+                <w:b/>
+                <w:sz w:val="19"/>
+              </w:rPr>
+              <w:t>浙江省经济和信息化厅（省经信厅）推荐</w:t>
+            </w:r>
+            <w:r>
+              <w:rPr>
+                <w:rFonts w:ascii="微软雅黑" w:hAnsi="微软雅黑" w:eastAsia="微软雅黑"/>
+                <w:sz w:val="19"/>
+              </w:rPr>
+            </w:r>
+          </w:p>
+        </w:tc>
+        <w:tc>
+          <w:tcPr>
+            <w:tcW w:type="dxa" w:w="2266"/>
+          </w:tcPr>
+          <w:p>
+            <w:pPr>
+              <w:jc w:val="center"/>
+            </w:pPr>
+            <w:r/>
+            <w:r>
+              <w:rPr>
+                <w:rFonts w:ascii="微软雅黑" w:hAnsi="微软雅黑" w:eastAsia="微软雅黑"/>
+                <w:sz w:val="19"/>
+              </w:rPr>
+              <w:t>书面推荐函/文号</w:t>
+            </w:r>
+          </w:p>
+        </w:tc>
+        <w:tc>
+          <w:tcPr>
+            <w:tcW w:type="dxa" w:w="2266"/>
+          </w:tcPr>
+          <w:p>
+            <w:pPr>
+              <w:jc w:val="center"/>
+            </w:pPr>
+            <w:r/>
+            <w:r>
+              <w:rPr>
+                <w:rFonts w:ascii="微软雅黑" w:hAnsi="微软雅黑" w:eastAsia="微软雅黑"/>
+                <w:sz w:val="19"/>
+              </w:rPr>
+              <w:t>①</w:t>
+            </w:r>
+            <w:r>
+              <w:rPr>
+                <w:rFonts w:ascii="微软雅黑" w:hAnsi="微软雅黑" w:eastAsia="微软雅黑"/>
+                <w:b/>
+                <w:sz w:val="19"/>
+              </w:rPr>
+              <w:t>报名官网推荐人栏</w:t>
+            </w:r>
+            <w:r>
+              <w:rPr>
+                <w:rFonts w:ascii="微软雅黑" w:hAnsi="微软雅黑" w:eastAsia="微软雅黑"/>
+                <w:sz w:val="19"/>
+              </w:rPr>
+              <w:t>正式填报（官方渠道留痕）②写入《商业计划书》团队章 ③评委问及项目背景/可信度时"被问再答"、可当场出示推荐函</w:t>
+            </w:r>
+          </w:p>
+        </w:tc>
+        <w:tc>
+          <w:tcPr>
+            <w:tcW w:type="dxa" w:w="2266"/>
+          </w:tcPr>
+          <w:p>
+            <w:pPr>
+              <w:jc w:val="center"/>
+            </w:pPr>
+            <w:r/>
+            <w:r>
+              <w:rPr>
+                <w:rFonts w:ascii="微软雅黑" w:hAnsi="微软雅黑" w:eastAsia="微软雅黑"/>
+                <w:sz w:val="19"/>
+              </w:rPr>
+              <w:t>对技术界/投资界评委，</w:t>
+            </w:r>
+            <w:r>
+              <w:rPr>
+                <w:rFonts w:ascii="微软雅黑" w:hAnsi="微软雅黑" w:eastAsia="微软雅黑"/>
+                <w:b/>
+                <w:sz w:val="19"/>
+              </w:rPr>
+              <w:t>产品实力比政府关系更有说服力</w:t>
+            </w:r>
+            <w:r>
+              <w:rPr>
+                <w:rFonts w:ascii="微软雅黑" w:hAnsi="微软雅黑" w:eastAsia="微软雅黑"/>
+                <w:sz w:val="19"/>
+              </w:rPr>
+              <w:t>；开场强调背书易显得"靠关系而非产品"，反而稀释 AI 先行的冲击力</w:t>
+            </w:r>
+          </w:p>
+        </w:tc>
+      </w:tr>
+      <w:tr>
+        <w:tc>
+          <w:tcPr>
+            <w:tcW w:type="dxa" w:w="2266"/>
+            <w:shd w:fill="FFF3F3"/>
+          </w:tcPr>
+          <w:p>
+            <w:pPr>
+              <w:jc w:val="left"/>
+            </w:pPr>
+            <w:r/>
+            <w:r>
+              <w:rPr>
+                <w:rFonts w:ascii="微软雅黑" w:hAnsi="微软雅黑" w:eastAsia="微软雅黑"/>
+                <w:sz w:val="19"/>
+              </w:rPr>
+            </w:r>
+            <w:r>
+              <w:rPr>
+                <w:rFonts w:ascii="微软雅黑" w:hAnsi="微软雅黑" w:eastAsia="微软雅黑"/>
+                <w:b/>
+                <w:sz w:val="19"/>
+              </w:rPr>
+              <w:t>义乌商贸中心管委会数据合作</w:t>
+            </w:r>
+            <w:r>
+              <w:rPr>
+                <w:rFonts w:ascii="微软雅黑" w:hAnsi="微软雅黑" w:eastAsia="微软雅黑"/>
+                <w:sz w:val="19"/>
+              </w:rPr>
+            </w:r>
+          </w:p>
+        </w:tc>
+        <w:tc>
+          <w:tcPr>
+            <w:tcW w:type="dxa" w:w="2266"/>
+            <w:shd w:fill="FFF3F3"/>
+          </w:tcPr>
+          <w:p>
+            <w:pPr>
+              <w:jc w:val="center"/>
+            </w:pPr>
+            <w:r/>
+            <w:r>
+              <w:rPr>
+                <w:rFonts w:ascii="微软雅黑" w:hAnsi="微软雅黑" w:eastAsia="微软雅黑"/>
+                <w:sz w:val="19"/>
+              </w:rPr>
+              <w:t>已获初步意向/会谈纪要（</w:t>
+            </w:r>
+            <w:r>
+              <w:rPr>
+                <w:rFonts w:ascii="微软雅黑" w:hAnsi="微软雅黑" w:eastAsia="微软雅黑"/>
+                <w:b/>
+                <w:sz w:val="19"/>
+              </w:rPr>
+              <w:t>正式数据授权协议尚未签署</w:t>
+            </w:r>
+            <w:r>
+              <w:rPr>
+                <w:rFonts w:ascii="微软雅黑" w:hAnsi="微软雅黑" w:eastAsia="微软雅黑"/>
+                <w:sz w:val="19"/>
+              </w:rPr>
+              <w:t>）</w:t>
+            </w:r>
+          </w:p>
+        </w:tc>
+        <w:tc>
+          <w:tcPr>
+            <w:tcW w:type="dxa" w:w="2266"/>
+            <w:shd w:fill="FFF3F3"/>
+          </w:tcPr>
+          <w:p>
+            <w:pPr>
+              <w:jc w:val="center"/>
+            </w:pPr>
+            <w:r/>
+            <w:r>
+              <w:rPr>
+                <w:rFonts w:ascii="微软雅黑" w:hAnsi="微软雅黑" w:eastAsia="微软雅黑"/>
+                <w:sz w:val="19"/>
+              </w:rPr>
+              <w:t>①写入《商业计划书》数据源章、《六维对标自评》核心竞争力维度 ②评委问及"数据是不是真的/护城河"时如实说明"初步意向、正式协议推进中"</w:t>
+            </w:r>
+          </w:p>
+        </w:tc>
+        <w:tc>
+          <w:tcPr>
+            <w:tcW w:type="dxa" w:w="2266"/>
+            <w:shd w:fill="FFF3F3"/>
+          </w:tcPr>
+          <w:p>
+            <w:pPr>
+              <w:jc w:val="center"/>
+            </w:pPr>
+            <w:r/>
+            <w:r>
+              <w:rPr>
+                <w:rFonts w:ascii="微软雅黑" w:hAnsi="微软雅黑" w:eastAsia="微软雅黑"/>
+                <w:sz w:val="19"/>
+              </w:rPr>
+              <w:t>合作</w:t>
+            </w:r>
+            <w:r>
+              <w:rPr>
+                <w:rFonts w:ascii="微软雅黑" w:hAnsi="微软雅黑" w:eastAsia="微软雅黑"/>
+                <w:b/>
+                <w:sz w:val="19"/>
+              </w:rPr>
+              <w:t>未定稿</w:t>
+            </w:r>
+            <w:r>
+              <w:rPr>
+                <w:rFonts w:ascii="微软雅黑" w:hAnsi="微软雅黑" w:eastAsia="微软雅黑"/>
+                <w:sz w:val="19"/>
+              </w:rPr>
+              <w:t>，现场披露谈判细节不妥；且须严守诚实红线——</w:t>
+            </w:r>
+            <w:r>
+              <w:rPr>
+                <w:rFonts w:ascii="微软雅黑" w:hAnsi="微软雅黑" w:eastAsia="微软雅黑"/>
+                <w:b/>
+                <w:sz w:val="19"/>
+              </w:rPr>
+              <w:t>绝不表述为"已签约/已授权"</w:t>
+            </w:r>
+            <w:r>
+              <w:rPr>
+                <w:rFonts w:ascii="微软雅黑" w:hAnsi="微软雅黑" w:eastAsia="微软雅黑"/>
+                <w:sz w:val="19"/>
+              </w:rPr>
+            </w:r>
+          </w:p>
+        </w:tc>
+      </w:tr>
+    </w:tbl>
+    <w:p/>
+    <w:p>
+      <w:pPr>
+        <w:spacing w:after="80" w:line="360" w:lineRule="exact"/>
+        <w:ind w:left="567"/>
+        <w:pBdr>
+          <w:left w:val="single" w:sz="12" w:space="4" w:color="D4272C"/>
+        </w:pBdr>
+      </w:pPr>
+      <w:r>
+        <w:rPr>
+          <w:rFonts w:ascii="微软雅黑" w:hAnsi="微软雅黑" w:eastAsia="微软雅黑"/>
+          <w:color w:val="555555"/>
+          <w:sz w:val="20"/>
+        </w:rPr>
+      </w:r>
+      <w:r>
+        <w:rPr>
+          <w:rFonts w:ascii="微软雅黑" w:hAnsi="微软雅黑" w:eastAsia="微软雅黑"/>
+          <w:b/>
+          <w:color w:val="555555"/>
+          <w:sz w:val="20"/>
+        </w:rPr>
+        <w:t>一句话原则</w:t>
+      </w:r>
+      <w:r>
+        <w:rPr>
+          <w:rFonts w:ascii="微软雅黑" w:hAnsi="微软雅黑" w:eastAsia="微软雅黑"/>
+          <w:color w:val="555555"/>
+          <w:sz w:val="20"/>
+        </w:rPr>
+        <w:t xml:space="preserve">：路演开场永远 </w:t>
+      </w:r>
+      <w:r>
+        <w:rPr>
+          <w:rFonts w:ascii="微软雅黑" w:hAnsi="微软雅黑" w:eastAsia="微软雅黑"/>
+          <w:b/>
+          <w:color w:val="555555"/>
+          <w:sz w:val="20"/>
+        </w:rPr>
+        <w:t>AI 先行、眼见为实</w:t>
+      </w:r>
+      <w:r>
+        <w:rPr>
+          <w:rFonts w:ascii="微软雅黑" w:hAnsi="微软雅黑" w:eastAsia="微软雅黑"/>
+          <w:color w:val="555555"/>
+          <w:sz w:val="20"/>
+        </w:rPr>
+        <w:t>（现场演示真数据）；官方背书是"压舱石"而非"开场锣"——放在报名官网、书面材料和"被问再答"里，比挂在嘴边更稳、更可信。</w:t>
+      </w:r>
+    </w:p>
     <w:sectPr>
       <w:headerReference w:type="default" r:id="rId9"/>
       <w:footerReference w:type="default" r:id="rId10"/>
